--- a/Итоговый отчет по лабораторной работе.docx
+++ b/Итоговый отчет по лабораторной работе.docx
@@ -2901,24 +2901,24 @@
           <w:bCs/>
           <w:sz w:val="28"/>
           <w:szCs w:val="28"/>
-          <w:lang w:val="en-GB"/>
-        </w:rPr>
-      </w:pPr>
-      <w:r>
-        <w:rPr>
-          <w:rFonts w:ascii="Times New Roman" w:hAnsi="Times New Roman" w:cs="Times New Roman"/>
-          <w:b/>
-          <w:bCs/>
+        </w:rPr>
+      </w:pPr>
+      <w:r>
+        <w:rPr>
+          <w:rFonts w:ascii="Times New Roman" w:hAnsi="Times New Roman" w:cs="Times New Roman"/>
+          <w:b/>
+          <w:bCs/>
+          <w:noProof/>
           <w:sz w:val="28"/>
           <w:szCs w:val="28"/>
           <w:lang w:val="en-GB"/>
         </w:rPr>
         <w:lastRenderedPageBreak/>
         <w:drawing>
-          <wp:inline distT="0" distB="0" distL="0" distR="0" wp14:anchorId="2216BF91" wp14:editId="11AC713A">
-            <wp:extent cx="5731510" cy="2779395"/>
-            <wp:effectExtent l="0" t="0" r="2540" b="1905"/>
-            <wp:docPr id="384609531" name="Рисунок 1" descr="Изображение выглядит как текст, снимок экрана, программное обеспечение, Значок на компьютере&#10;&#10;Содержимое, созданное искусственным интеллектом, может быть неверным."/>
+          <wp:inline distT="0" distB="0" distL="0" distR="0" wp14:anchorId="345593DB" wp14:editId="25F73039">
+            <wp:extent cx="5731510" cy="3082290"/>
+            <wp:effectExtent l="0" t="0" r="2540" b="3810"/>
+            <wp:docPr id="1986892840" name="Рисунок 1" descr="Изображение выглядит как текст, снимок экрана, программное обеспечение, веб-страница&#10;&#10;Содержимое, созданное искусственным интеллектом, может быть неверным."/>
             <wp:cNvGraphicFramePr>
               <a:graphicFrameLocks xmlns:a="http://schemas.openxmlformats.org/drawingml/2006/main" noChangeAspect="1"/>
             </wp:cNvGraphicFramePr>
@@ -2926,7 +2926,7 @@
               <a:graphicData uri="http://schemas.openxmlformats.org/drawingml/2006/picture">
                 <pic:pic xmlns:pic="http://schemas.openxmlformats.org/drawingml/2006/picture">
                   <pic:nvPicPr>
-                    <pic:cNvPr id="384609531" name="Рисунок 1" descr="Изображение выглядит как текст, снимок экрана, программное обеспечение, Значок на компьютере&#10;&#10;Содержимое, созданное искусственным интеллектом, может быть неверным."/>
+                    <pic:cNvPr id="1986892840" name="Рисунок 1" descr="Изображение выглядит как текст, снимок экрана, программное обеспечение, веб-страница&#10;&#10;Содержимое, созданное искусственным интеллектом, может быть неверным."/>
                     <pic:cNvPicPr/>
                   </pic:nvPicPr>
                   <pic:blipFill>
@@ -2938,7 +2938,7 @@
                   <pic:spPr>
                     <a:xfrm>
                       <a:off x="0" y="0"/>
-                      <a:ext cx="5731510" cy="2779395"/>
+                      <a:ext cx="5731510" cy="3082290"/>
                     </a:xfrm>
                     <a:prstGeom prst="rect">
                       <a:avLst/>
@@ -2950,21 +2950,30 @@
           </wp:inline>
         </w:drawing>
       </w:r>
-      <w:r>
-        <w:rPr>
-          <w:rFonts w:ascii="Times New Roman" w:hAnsi="Times New Roman" w:cs="Times New Roman"/>
-          <w:b/>
-          <w:bCs/>
-          <w:noProof/>
-          <w:sz w:val="28"/>
-          <w:szCs w:val="28"/>
-          <w:lang w:val="en-GB"/>
+    </w:p>
+    <w:p>
+      <w:pPr>
+        <w:rPr>
+          <w:rFonts w:ascii="Times New Roman" w:hAnsi="Times New Roman" w:cs="Times New Roman"/>
+          <w:b/>
+          <w:bCs/>
+          <w:sz w:val="28"/>
+          <w:szCs w:val="28"/>
+        </w:rPr>
+      </w:pPr>
+      <w:r>
+        <w:rPr>
+          <w:rFonts w:ascii="Times New Roman" w:hAnsi="Times New Roman" w:cs="Times New Roman"/>
+          <w:b/>
+          <w:bCs/>
+          <w:sz w:val="28"/>
+          <w:szCs w:val="28"/>
         </w:rPr>
         <w:drawing>
-          <wp:inline distT="0" distB="0" distL="0" distR="0" wp14:anchorId="345593DB" wp14:editId="23EBA856">
+          <wp:inline distT="0" distB="0" distL="0" distR="0" wp14:anchorId="63C7C4A1" wp14:editId="68EAC2C7">
             <wp:extent cx="5731510" cy="3082290"/>
             <wp:effectExtent l="0" t="0" r="2540" b="3810"/>
-            <wp:docPr id="1986892840" name="Рисунок 1" descr="Изображение выглядит как текст, снимок экрана, программное обеспечение, веб-страница&#10;&#10;Содержимое, созданное искусственным интеллектом, может быть неверным."/>
+            <wp:docPr id="1434476177" name="Рисунок 1" descr="Изображение выглядит как текст, снимок экрана, программное обеспечение, дисплей&#10;&#10;Содержимое, созданное искусственным интеллектом, может быть неверным."/>
             <wp:cNvGraphicFramePr>
               <a:graphicFrameLocks xmlns:a="http://schemas.openxmlformats.org/drawingml/2006/main" noChangeAspect="1"/>
             </wp:cNvGraphicFramePr>
@@ -2972,7 +2981,7 @@
               <a:graphicData uri="http://schemas.openxmlformats.org/drawingml/2006/picture">
                 <pic:pic xmlns:pic="http://schemas.openxmlformats.org/drawingml/2006/picture">
                   <pic:nvPicPr>
-                    <pic:cNvPr id="1986892840" name="Рисунок 1" descr="Изображение выглядит как текст, снимок экрана, программное обеспечение, веб-страница&#10;&#10;Содержимое, созданное искусственным интеллектом, может быть неверным."/>
+                    <pic:cNvPr id="1434476177" name="Рисунок 1" descr="Изображение выглядит как текст, снимок экрана, программное обеспечение, дисплей&#10;&#10;Содержимое, созданное искусственным интеллектом, может быть неверным."/>
                     <pic:cNvPicPr/>
                   </pic:nvPicPr>
                   <pic:blipFill>
